--- a/02_Assignments_and_Rubrics/TAS2O_Major_Assignments_Package.docx
+++ b/02_Assignments_and_Rubrics/TAS2O_Major_Assignments_Package.docx
@@ -1003,7 +1003,7 @@
         <w:pStyle w:val="ListBullet"/>
       </w:pPr>
       <w:r>
-        <w:t>Students must verify AI-generated technical, safety, or career information using teacher instruction, official sources, tool manuals, or classroom testing.</w:t>
+        <w:t>Students must verify technical, safety, or career information using teacher instruction, official sources, tool manuals, or classroom testing.</w:t>
       </w:r>
     </w:p>
     <w:p>
@@ -1011,7 +1011,7 @@
         <w:pStyle w:val="ListBullet"/>
       </w:pPr>
       <w:r>
-        <w:t>Students may not submit AI-generated text, code, images, measurements, citations, or data as their own work without acknowledgement and verification.</w:t>
+        <w:t>Students may not submit text, code, images, measurements, citations, or data as their own work without acknowledgement and verification.</w:t>
       </w:r>
     </w:p>
     <w:p>
@@ -1743,7 +1743,7 @@
         <w:pStyle w:val="ListBullet"/>
       </w:pPr>
       <w:r>
-        <w:t>Explain why AI-generated safety information must be verified before use.</w:t>
+        <w:t>Explain why safety information must be verified before use.</w:t>
       </w:r>
     </w:p>
     <w:p>
@@ -1887,7 +1887,7 @@
         <w:pStyle w:val="ListBullet"/>
       </w:pPr>
       <w:r>
-        <w:t>AI-generated draft checklist with annotations</w:t>
+        <w:t>draft checklist with annotations</w:t>
       </w:r>
     </w:p>
     <w:p>
@@ -4017,7 +4017,7 @@
         <w:pStyle w:val="ListBullet"/>
       </w:pPr>
       <w:r>
-        <w:t>AI-generated design ideas must be adapted and explained in your own words.</w:t>
+        <w:t>design ideas must be adapted and explained in your own words.</w:t>
       </w:r>
     </w:p>
     <w:p>
@@ -8093,7 +8093,7 @@
         <w:pStyle w:val="ListBullet"/>
       </w:pPr>
       <w:r>
-        <w:t>Students must verify AI-generated technical and safety claims.</w:t>
+        <w:t>Students must verify technical and safety claims.</w:t>
       </w:r>
     </w:p>
     <w:p>

--- a/02_Assignments_and_Rubrics/TAS2O_Major_Assignments_Package.docx
+++ b/02_Assignments_and_Rubrics/TAS2O_Major_Assignments_Package.docx
@@ -442,7 +442,7 @@
         <w:rPr>
           <w:b w:val="0"/>
         </w:rPr>
-        <w:t>This assignment package is designed for a project-based TAS2O course that integrates responsible AI use into practical technological education. AI tools are used as learning assistants for brainstorming, explanation, draft feedback, code debugging, testing plans, and communication. They do not replace hands-on making, safety training, teacher assessment, or student understanding.</w:t>
+        <w:t>This assignment package is designed for a project-based TAS2O course that integrates responsible use of approved AI tools into practical technological education. AI tools are used as learning assistants for brainstorming, explanation, draft feedback, code debugging, testing plans, and communication. They do not replace hands-on making, safety training, teacher assessment, or student understanding.</w:t>
       </w:r>
     </w:p>
     <w:tbl>
@@ -995,7 +995,7 @@
         <w:pStyle w:val="ListBullet"/>
       </w:pPr>
       <w:r>
-        <w:t>Students must document all meaningful AI use in the AI Use Log.</w:t>
+        <w:t>Students document all meaningful use of approved AI tools in the AI Use Log.</w:t>
       </w:r>
     </w:p>
     <w:p>
@@ -1003,7 +1003,7 @@
         <w:pStyle w:val="ListBullet"/>
       </w:pPr>
       <w:r>
-        <w:t>Students must verify technical, safety, or career information using teacher instruction, official sources, tool manuals, or classroom testing.</w:t>
+        <w:t>Students verify technical, safety, or career information using teacher instruction, official sources, tool manuals, or classroom testing.</w:t>
       </w:r>
     </w:p>
     <w:p>
@@ -6836,7 +6836,7 @@
         <w:rPr>
           <w:b w:val="0"/>
         </w:rPr>
-        <w:t>You will maintain an ongoing portfolio that documents your design process, safety learning, project progress, feedback, testing, AI use, and reflections. The portfolio is not just a folder of finished products. It is evidence of how your thinking and skills developed over the course.</w:t>
+        <w:t>You will maintain an ongoing portfolio that documents your design process, safety learning, project progress, feedback, testing, use of approved AI tools, and reflections. The portfolio is not just a folder of finished products. It is evidence of how your thinking and skills developed over the course.</w:t>
       </w:r>
     </w:p>
     <w:p>
@@ -8093,7 +8093,7 @@
         <w:pStyle w:val="ListBullet"/>
       </w:pPr>
       <w:r>
-        <w:t>Students must verify technical and safety claims.</w:t>
+        <w:t>Students verify technical and safety claims.</w:t>
       </w:r>
     </w:p>
     <w:p>
